--- a/Received/3/3, maths.docx
+++ b/Received/3/3, maths.docx
@@ -75,6 +75,16 @@
                               </w:rPr>
                               <w:t>D-</w:t>
                             </w:r>
+                            <w:r>
+                              <w:rPr>
+                                <w:rFonts w:ascii="Times New Roman" w:hAnsi="Times New Roman" w:cs="Times New Roman"/>
+                                <w:b/>
+                                <w:bCs/>
+                                <w:sz w:val="32"/>
+                                <w:szCs w:val="32"/>
+                              </w:rPr>
+                              <w:t>10</w:t>
+                            </w:r>
                           </w:p>
                         </w:txbxContent>
                       </wps:txbx>
@@ -112,6 +122,16 @@
                           <w:szCs w:val="32"/>
                         </w:rPr>
                         <w:t>D-</w:t>
+                      </w:r>
+                      <w:r>
+                        <w:rPr>
+                          <w:rFonts w:ascii="Times New Roman" w:hAnsi="Times New Roman" w:cs="Times New Roman"/>
+                          <w:b/>
+                          <w:bCs/>
+                          <w:sz w:val="32"/>
+                          <w:szCs w:val="32"/>
+                        </w:rPr>
+                        <w:t>10</w:t>
                       </w:r>
                     </w:p>
                   </w:txbxContent>
@@ -252,25 +272,7 @@
           <w:b/>
           <w:szCs w:val="24"/>
         </w:rPr>
-        <w:t xml:space="preserve">Ratnanagar-7, </w:t>
-      </w:r>
-      <w:proofErr w:type="spellStart"/>
-      <w:r>
-        <w:rPr>
-          <w:rFonts w:ascii="Times New Roman" w:hAnsi="Times New Roman" w:cs="Times New Roman"/>
-          <w:b/>
-          <w:szCs w:val="24"/>
-        </w:rPr>
-        <w:t>Sauraha</w:t>
-      </w:r>
-      <w:proofErr w:type="spellEnd"/>
-      <w:r>
-        <w:rPr>
-          <w:rFonts w:ascii="Times New Roman" w:hAnsi="Times New Roman" w:cs="Times New Roman"/>
-          <w:b/>
-          <w:szCs w:val="24"/>
-        </w:rPr>
-        <w:t>, Chitwan</w:t>
+        <w:t>Ratnanagar-7, Sauraha, Chitwan</w:t>
       </w:r>
     </w:p>
     <w:p>
@@ -908,21 +910,12 @@
         </w:rPr>
       </w:pPr>
       <w:bookmarkStart w:id="1" w:name="_Hlk223988615"/>
-      <w:proofErr w:type="spellStart"/>
-      <w:r>
-        <w:rPr>
-          <w:sz w:val="28"/>
-          <w:szCs w:val="28"/>
-        </w:rPr>
-        <w:t>i</w:t>
-      </w:r>
-      <w:proofErr w:type="spellEnd"/>
-      <w:r>
-        <w:rPr>
-          <w:sz w:val="28"/>
-          <w:szCs w:val="28"/>
-        </w:rPr>
-        <w:t>)</w:t>
+      <w:r>
+        <w:rPr>
+          <w:sz w:val="28"/>
+          <w:szCs w:val="28"/>
+        </w:rPr>
+        <w:t>i)</w:t>
       </w:r>
       <w:r>
         <w:rPr>
@@ -1003,21 +996,12 @@
           <w:szCs w:val="28"/>
         </w:rPr>
       </w:pPr>
-      <w:proofErr w:type="spellStart"/>
-      <w:r>
-        <w:rPr>
-          <w:sz w:val="28"/>
-          <w:szCs w:val="28"/>
-        </w:rPr>
-        <w:t>i</w:t>
-      </w:r>
-      <w:proofErr w:type="spellEnd"/>
-      <w:r>
-        <w:rPr>
-          <w:sz w:val="28"/>
-          <w:szCs w:val="28"/>
-        </w:rPr>
-        <w:t xml:space="preserve">) </w:t>
+      <w:r>
+        <w:rPr>
+          <w:sz w:val="28"/>
+          <w:szCs w:val="28"/>
+        </w:rPr>
+        <w:t xml:space="preserve">i) </w:t>
       </w:r>
       <w:r>
         <w:rPr>
@@ -1125,21 +1109,12 @@
           <w:szCs w:val="28"/>
         </w:rPr>
       </w:pPr>
-      <w:proofErr w:type="spellStart"/>
-      <w:r>
-        <w:rPr>
-          <w:sz w:val="28"/>
-          <w:szCs w:val="28"/>
-        </w:rPr>
-        <w:t>i</w:t>
-      </w:r>
-      <w:proofErr w:type="spellEnd"/>
-      <w:r>
-        <w:rPr>
-          <w:sz w:val="28"/>
-          <w:szCs w:val="28"/>
-        </w:rPr>
-        <w:t>)</w:t>
+      <w:r>
+        <w:rPr>
+          <w:sz w:val="28"/>
+          <w:szCs w:val="28"/>
+        </w:rPr>
+        <w:t>i)</w:t>
       </w:r>
       <w:r>
         <w:rPr>
@@ -1254,21 +1229,12 @@
           <w:szCs w:val="28"/>
         </w:rPr>
       </w:pPr>
-      <w:proofErr w:type="spellStart"/>
-      <w:r>
-        <w:rPr>
-          <w:sz w:val="28"/>
-          <w:szCs w:val="28"/>
-        </w:rPr>
-        <w:t>i</w:t>
-      </w:r>
-      <w:proofErr w:type="spellEnd"/>
-      <w:r>
-        <w:rPr>
-          <w:sz w:val="28"/>
-          <w:szCs w:val="28"/>
-        </w:rPr>
-        <w:t xml:space="preserve">) </w:t>
+      <w:r>
+        <w:rPr>
+          <w:sz w:val="28"/>
+          <w:szCs w:val="28"/>
+        </w:rPr>
+        <w:t xml:space="preserve">i) </w:t>
       </w:r>
       <w:r>
         <w:rPr>
@@ -1369,21 +1335,12 @@
           <w:szCs w:val="28"/>
         </w:rPr>
       </w:pPr>
-      <w:proofErr w:type="spellStart"/>
-      <w:r>
-        <w:rPr>
-          <w:sz w:val="28"/>
-          <w:szCs w:val="28"/>
-        </w:rPr>
-        <w:t>i</w:t>
-      </w:r>
-      <w:proofErr w:type="spellEnd"/>
-      <w:r>
-        <w:rPr>
-          <w:sz w:val="28"/>
-          <w:szCs w:val="28"/>
-        </w:rPr>
-        <w:t xml:space="preserve">) </w:t>
+      <w:r>
+        <w:rPr>
+          <w:sz w:val="28"/>
+          <w:szCs w:val="28"/>
+        </w:rPr>
+        <w:t xml:space="preserve">i) </w:t>
       </w:r>
       <w:r>
         <w:rPr>
@@ -1463,21 +1420,12 @@
           <w:szCs w:val="28"/>
         </w:rPr>
       </w:pPr>
-      <w:proofErr w:type="spellStart"/>
-      <w:r>
-        <w:rPr>
-          <w:sz w:val="28"/>
-          <w:szCs w:val="28"/>
-        </w:rPr>
-        <w:t>i</w:t>
-      </w:r>
-      <w:proofErr w:type="spellEnd"/>
-      <w:r>
-        <w:rPr>
-          <w:sz w:val="28"/>
-          <w:szCs w:val="28"/>
-        </w:rPr>
-        <w:t xml:space="preserve">) </w:t>
+      <w:r>
+        <w:rPr>
+          <w:sz w:val="28"/>
+          <w:szCs w:val="28"/>
+        </w:rPr>
+        <w:t xml:space="preserve">i) </w:t>
       </w:r>
       <w:r>
         <w:rPr>
@@ -1564,21 +1512,12 @@
           <w:szCs w:val="28"/>
         </w:rPr>
       </w:pPr>
-      <w:proofErr w:type="spellStart"/>
-      <w:r>
-        <w:rPr>
-          <w:sz w:val="28"/>
-          <w:szCs w:val="28"/>
-        </w:rPr>
-        <w:t>i</w:t>
-      </w:r>
-      <w:proofErr w:type="spellEnd"/>
-      <w:r>
-        <w:rPr>
-          <w:sz w:val="28"/>
-          <w:szCs w:val="28"/>
-        </w:rPr>
-        <w:t>)</w:t>
+      <w:r>
+        <w:rPr>
+          <w:sz w:val="28"/>
+          <w:szCs w:val="28"/>
+        </w:rPr>
+        <w:t>i)</w:t>
       </w:r>
       <w:r>
         <w:rPr>
@@ -1679,21 +1618,12 @@
           <w:szCs w:val="28"/>
         </w:rPr>
       </w:pPr>
-      <w:proofErr w:type="spellStart"/>
-      <w:r>
-        <w:rPr>
-          <w:sz w:val="28"/>
-          <w:szCs w:val="28"/>
-        </w:rPr>
-        <w:t>i</w:t>
-      </w:r>
-      <w:proofErr w:type="spellEnd"/>
-      <w:r>
-        <w:rPr>
-          <w:sz w:val="28"/>
-          <w:szCs w:val="28"/>
-        </w:rPr>
-        <w:t>)</w:t>
+      <w:r>
+        <w:rPr>
+          <w:sz w:val="28"/>
+          <w:szCs w:val="28"/>
+        </w:rPr>
+        <w:t>i)</w:t>
       </w:r>
       <w:r>
         <w:rPr>
@@ -1802,23 +1732,7 @@
           <w:sz w:val="28"/>
           <w:szCs w:val="28"/>
         </w:rPr>
-        <w:t>​</w:t>
-      </w:r>
-      <w:proofErr w:type="spellStart"/>
-      <w:r>
-        <w:rPr>
-          <w:sz w:val="28"/>
-          <w:szCs w:val="28"/>
-        </w:rPr>
-        <w:t>i</w:t>
-      </w:r>
-      <w:proofErr w:type="spellEnd"/>
-      <w:r>
-        <w:rPr>
-          <w:sz w:val="28"/>
-          <w:szCs w:val="28"/>
-        </w:rPr>
-        <w:t>) How many angles are there in a rectangle?</w:t>
+        <w:t>​i) How many angles are there in a rectangle?</w:t>
       </w:r>
     </w:p>
     <w:p>
@@ -1831,21 +1745,12 @@
           <w:szCs w:val="28"/>
         </w:rPr>
       </w:pPr>
-      <w:proofErr w:type="spellStart"/>
-      <w:r>
-        <w:rPr>
-          <w:sz w:val="28"/>
-          <w:szCs w:val="28"/>
-        </w:rPr>
-        <w:t>i</w:t>
-      </w:r>
-      <w:proofErr w:type="spellEnd"/>
-      <w:r>
-        <w:rPr>
-          <w:sz w:val="28"/>
-          <w:szCs w:val="28"/>
-        </w:rPr>
-        <w:t>)</w:t>
+      <w:r>
+        <w:rPr>
+          <w:sz w:val="28"/>
+          <w:szCs w:val="28"/>
+        </w:rPr>
+        <w:t>i)</w:t>
       </w:r>
       <w:r>
         <w:rPr>
@@ -1978,23 +1883,7 @@
           <w:sz w:val="28"/>
           <w:szCs w:val="28"/>
         </w:rPr>
-        <w:t xml:space="preserve">   </w:t>
-      </w:r>
-      <w:proofErr w:type="spellStart"/>
-      <w:r>
-        <w:rPr>
-          <w:sz w:val="28"/>
-          <w:szCs w:val="28"/>
-        </w:rPr>
-        <w:t>i</w:t>
-      </w:r>
-      <w:proofErr w:type="spellEnd"/>
-      <w:r>
-        <w:rPr>
-          <w:sz w:val="28"/>
-          <w:szCs w:val="28"/>
-        </w:rPr>
-        <w:t xml:space="preserve">) </w:t>
+        <w:t xml:space="preserve">   i) </w:t>
       </w:r>
       <w:r>
         <w:rPr>
@@ -4392,7 +4281,6 @@
         </w:rPr>
         <w:t xml:space="preserve">     </w:t>
       </w:r>
-      <w:proofErr w:type="gramStart"/>
       <w:r>
         <w:rPr>
           <w:sz w:val="28"/>
@@ -4405,75 +4293,35 @@
           <w:sz w:val="28"/>
           <w:szCs w:val="28"/>
         </w:rPr>
-        <w:t xml:space="preserve">   </w:t>
-      </w:r>
-      <w:proofErr w:type="gramEnd"/>
-      <w:r>
-        <w:rPr>
-          <w:sz w:val="28"/>
-          <w:szCs w:val="28"/>
-        </w:rPr>
-        <w:t xml:space="preserve">     </w:t>
-      </w:r>
-      <w:r>
-        <w:rPr>
-          <w:sz w:val="28"/>
-          <w:szCs w:val="28"/>
-        </w:rPr>
-        <w:t xml:space="preserve"> </w:t>
-      </w:r>
-      <w:proofErr w:type="gramStart"/>
-      <w:r>
-        <w:rPr>
-          <w:sz w:val="28"/>
-          <w:szCs w:val="28"/>
-        </w:rPr>
-        <w:t>2691,</w:t>
-      </w:r>
-      <w:r>
-        <w:rPr>
-          <w:sz w:val="28"/>
-          <w:szCs w:val="28"/>
-        </w:rPr>
-        <w:t xml:space="preserve">   </w:t>
-      </w:r>
-      <w:proofErr w:type="gramEnd"/>
+        <w:t xml:space="preserve">        </w:t>
+      </w:r>
+      <w:r>
+        <w:rPr>
+          <w:sz w:val="28"/>
+          <w:szCs w:val="28"/>
+        </w:rPr>
+        <w:t xml:space="preserve"> 2691,</w:t>
+      </w:r>
+      <w:r>
+        <w:rPr>
+          <w:sz w:val="28"/>
+          <w:szCs w:val="28"/>
+        </w:rPr>
+        <w:t xml:space="preserve">              </w:t>
+      </w:r>
+      <w:r>
+        <w:rPr>
+          <w:sz w:val="28"/>
+          <w:szCs w:val="28"/>
+        </w:rPr>
+        <w:t xml:space="preserve"> 5105, </w:t>
+      </w:r>
       <w:r>
         <w:rPr>
           <w:sz w:val="28"/>
           <w:szCs w:val="28"/>
         </w:rPr>
         <w:t xml:space="preserve">           </w:t>
-      </w:r>
-      <w:r>
-        <w:rPr>
-          <w:sz w:val="28"/>
-          <w:szCs w:val="28"/>
-        </w:rPr>
-        <w:t xml:space="preserve"> </w:t>
-      </w:r>
-      <w:proofErr w:type="gramStart"/>
-      <w:r>
-        <w:rPr>
-          <w:sz w:val="28"/>
-          <w:szCs w:val="28"/>
-        </w:rPr>
-        <w:t xml:space="preserve">5105, </w:t>
-      </w:r>
-      <w:r>
-        <w:rPr>
-          <w:sz w:val="28"/>
-          <w:szCs w:val="28"/>
-        </w:rPr>
-        <w:t xml:space="preserve">  </w:t>
-      </w:r>
-      <w:proofErr w:type="gramEnd"/>
-      <w:r>
-        <w:rPr>
-          <w:sz w:val="28"/>
-          <w:szCs w:val="28"/>
-        </w:rPr>
-        <w:t xml:space="preserve">         </w:t>
       </w:r>
       <w:r>
         <w:rPr>
@@ -4741,7 +4589,7 @@
           <w:szCs w:val="28"/>
         </w:rPr>
         <w:drawing>
-          <wp:anchor distT="0" distB="0" distL="114300" distR="114300" simplePos="0" relativeHeight="251595264" behindDoc="0" locked="0" layoutInCell="1" allowOverlap="1" wp14:anchorId="128F5C29" wp14:editId="7912179C">
+          <wp:anchor distT="0" distB="0" distL="114300" distR="114300" simplePos="0" relativeHeight="251595264" behindDoc="0" locked="0" layoutInCell="1" allowOverlap="1" wp14:anchorId="128F5C29" wp14:editId="2B5142AA">
             <wp:simplePos x="0" y="0"/>
             <wp:positionH relativeFrom="column">
               <wp:posOffset>3518535</wp:posOffset>
